--- a/poc/paper/_journal/IoT-template.docx
+++ b/poc/paper/_journal/IoT-template.docx
@@ -15,7 +15,7 @@
         <w:pStyle w:val="MDPI12title"/>
       </w:pPr>
       <w:r>
-        <w:t>Modeling Normal Is All You Need: Joint Latent Clustering for Anomaly Detection in Multimodal Cyber-Physical Systems and the Industrial IoT</w:t>
+        <w:t>Modeling Normal Is All You Need: Joint Latent Clustering for Anomaly Detection in Multimodal Cyber-Physical Systems</w:t>
       </w:r>
     </w:p>
     <w:p>

--- a/poc/paper/_journal/IoT-template.docx
+++ b/poc/paper/_journal/IoT-template.docx
@@ -29,7 +29,7 @@
         <w:rPr>
           <w:vertAlign w:val="superscript"/>
         </w:rPr>
-        <w:t>1,*</w:t>
+        <w:t>1</w:t>
       </w:r>
       <w:r>
         <w:rPr/>
@@ -39,7 +39,7 @@
         <w:rPr>
           <w:vertAlign w:val="superscript"/>
         </w:rPr>
-        <w:t>2</w:t>
+        <w:t>2,*</w:t>
       </w:r>
     </w:p>
     <w:tbl>
@@ -212,7 +212,7 @@
       </w:r>
       <w:r>
         <w:tab/>
-        <w:t>Correspondence: alexanderap@hit.ac.il</w:t>
+        <w:t>Correspondence: apersteiny@afeka.ac.il</w:t>
       </w:r>
     </w:p>
     <w:p>
